--- a/docx/ru/BUFRCREX_TableB_ru_20.docx
+++ b/docx/ru/BUFRCREX_TableB_ru_20.docx
@@ -715,7 +715,7 @@
                 <w:b w:val="0"/>
                 <w:sz w:val="16"/>
               </w:rPr>
-              <w:t>(см. примечание 1)</w:t>
+              <w:t>Note 172: При кодировании данных о текущей погоде, сообщаемых с автоматической метеорологической станции, следует отдавать предпочтение и использовать соответствующие комбинации дескрипторов 0 20 021, 0 20 022, 0 20 023, 0 20 024, 0 20 025, 0 20 026 и 0 20 027. Дескриптор 0 20 003 следует использовать только в том случае, когда вышеупомянутые дескрипторы неприменимы.</w:t>
             </w:r>
           </w:p>
         </w:tc>
@@ -877,7 +877,7 @@
                 <w:b w:val="0"/>
                 <w:sz w:val="16"/>
               </w:rPr>
-              <w:t>(см. примечание 2)</w:t>
+              <w:t>Note 171: При кодировании данных о прошедшей погоде, сообщаемых с автоматической метеорологической станции, следует отдавать предпочтение и использовать соответствующие комбинации дескрипторов 0 20 021, 0 20 022, 0 20 023, 0 20 024, 0 20 025, 0 20 026 и 0 20 027. Дескрипторы 0 20 004 или 0 20 005 следует использовать только в том случае, если вышеупомянутые дескрипторы неприменимы.</w:t>
             </w:r>
           </w:p>
         </w:tc>
@@ -1039,7 +1039,7 @@
                 <w:b w:val="0"/>
                 <w:sz w:val="16"/>
               </w:rPr>
-              <w:t>(см. примечание 2)</w:t>
+              <w:t>Note 171: При кодировании данных о прошедшей погоде, сообщаемых с автоматической метеорологической станции, следует отдавать предпочтение и использовать соответствующие комбинации дескрипторов 0 20 021, 0 20 022, 0 20 023, 0 20 024, 0 20 025, 0 20 026 и 0 20 027. Дескрипторы 0 20 004 или 0 20 005 следует использовать только в том случае, если вышеупомянутые дескрипторы неприменимы.</w:t>
             </w:r>
           </w:p>
         </w:tc>
@@ -1684,7 +1684,7 @@
                 <w:b w:val="0"/>
                 <w:sz w:val="16"/>
               </w:rPr>
-              <w:t>(см. примечание 5)</w:t>
+              <w:t>Note 20: Плохое качество определяется в настоящее время как угол крена &gt; 5 градусов по отношению к вертикали.</w:t>
             </w:r>
           </w:p>
         </w:tc>
@@ -2168,7 +2168,7 @@
                 <w:b w:val="0"/>
                 <w:sz w:val="16"/>
               </w:rPr>
-              <w:t>(см. примечание 6)</w:t>
+              <w:t>Note 170: При кодировании высоты нижней границы облаков в диапазоне между 20 050 и 21 000 м дескриптор 0 20 013 устанавливается на значение 20 050; при кодировании высоты нижней границы облаков выше 21 000 м дескриптор 0 20 013 устанавливается на значение 20 060.</w:t>
             </w:r>
           </w:p>
         </w:tc>
@@ -3135,7 +3135,7 @@
                 <w:b w:val="0"/>
                 <w:sz w:val="16"/>
               </w:rPr>
-              <w:t>(см. примечание 15)</w:t>
+              <w:t>Note 118: Особые явления текущей или прогнозируемой погоды (0 20 019) и особые явления недавней погоды (0 20 020) должны использоваться в соответствии с кодовой таблицей 4678 (ссылка: Наставление по кодам (ВМО-№ 306), том I.1).</w:t>
             </w:r>
           </w:p>
         </w:tc>
@@ -3297,7 +3297,7 @@
                 <w:b w:val="0"/>
                 <w:sz w:val="16"/>
               </w:rPr>
-              <w:t>(см. примечание 15)</w:t>
+              <w:t>Note 118: Особые явления текущей или прогнозируемой погоды (0 20 019) и особые явления недавней погоды (0 20 020) должны использоваться в соответствии с кодовой таблицей 4678 (ссылка: Наставление по кодам (ВМО-№ 306), том I.1).</w:t>
             </w:r>
           </w:p>
         </w:tc>
@@ -6035,7 +6035,7 @@
                 <w:b w:val="0"/>
                 <w:sz w:val="16"/>
               </w:rPr>
-              <w:t>(см. примечание 3)</w:t>
+              <w:t>Note 135: Длина данных для дескриптора 0 20 038, первоначально определенная в 12 битов, — неверна. Для всех остальных параметров в «истинных градусах» достаточно 9 битов. Однако для сохранения исторической последовательности сохраняется длина в 12 битов. Кроме того, значение 0 для пеленга кромки льда должно указывать: «Судно у берега или в заприпайной прогалине».</w:t>
             </w:r>
           </w:p>
         </w:tc>
@@ -8129,7 +8129,7 @@
                 <w:b w:val="0"/>
                 <w:sz w:val="16"/>
               </w:rPr>
-              <w:t>(см. примечание 17)</w:t>
+              <w:t>Note 159: Истинное направление, откуда перемещаются явление или облака (0 20 054) используется для указания истинного направления, откуда перемещаются явление или облака, либо в котором они наблюдаются. В дескрипторе 0 20 054 значение 0 указывает «малоподвижное или отсутствие облаков» либо «наблюдалось на станции», тогда как значение 500 указывает «наблюдалось во всех направлениях», а значение 501 указывает «неизвестное или облаков не видно».</w:t>
             </w:r>
           </w:p>
         </w:tc>
@@ -8935,7 +8935,7 @@
                 <w:b w:val="0"/>
                 <w:sz w:val="16"/>
               </w:rPr>
-              <w:t>(см. примечание 7)</w:t>
+              <w:t>Note 24: Биты 1-4 представляют код погрешности времени. В том случае, когда все биты установлены на 0, это означает, что время сканирования соответствует предсказанному времени.</w:t>
             </w:r>
           </w:p>
         </w:tc>
@@ -9580,7 +9580,7 @@
                 <w:b w:val="0"/>
                 <w:sz w:val="16"/>
               </w:rPr>
-              <w:t>(см. примечание 4)</w:t>
+              <w:t>Note 120: О снежном покрове будут сообщать для каждого элемента спутникового изображения в виде процентной доли охвата элементом изображения. Неосуществимой представляется попытка использования существующего дескриптора 0 20 062 для этой цели, поскольку использование этого дескриптора предполагает дополнительные подробности относительно, например, снежных заносов, мокрого-сухого снега и т. д., которые спутник явно не в состоянии точно обнаружить.</w:t>
             </w:r>
           </w:p>
         </w:tc>
@@ -13928,7 +13928,7 @@
                 <w:b w:val="0"/>
                 <w:sz w:val="16"/>
               </w:rPr>
-              <w:t>(см. примечания 8 и 9)</w:t>
+              <w:t>Note 89: В связи с наблюдением водяных смерчей или воронкообразных облаков — на удалении более 3 км от станции. | Note 90: Тип прибора и единицы начальных измерений для измерения ветра (в м с-1 за исключением отдельных указаний).</w:t>
             </w:r>
           </w:p>
         </w:tc>
@@ -14090,7 +14090,7 @@
                 <w:b w:val="0"/>
                 <w:sz w:val="16"/>
               </w:rPr>
-              <w:t>(см. примечания 8 и 9)</w:t>
+              <w:t>Note 89: В связи с наблюдением водяных смерчей или воронкообразных облаков — на удалении более 3 км от станции. | Note 90: Тип прибора и единицы начальных измерений для измерения ветра (в м с-1 за исключением отдельных указаний).</w:t>
             </w:r>
           </w:p>
         </w:tc>
@@ -14252,7 +14252,7 @@
                 <w:b w:val="0"/>
                 <w:sz w:val="16"/>
               </w:rPr>
-              <w:t>(см. примечание 9)</w:t>
+              <w:t>Note 89: В связи с наблюдением водяных смерчей или воронкообразных облаков — на удалении более 3 км от станции.</w:t>
             </w:r>
           </w:p>
         </w:tc>
@@ -14414,7 +14414,7 @@
                 <w:b w:val="0"/>
                 <w:sz w:val="16"/>
               </w:rPr>
-              <w:t>(см. примечание 10)</w:t>
+              <w:t>Note 31: Зондирование при облачности указывает, что в зоне зондирования невозможно было идентифицировать необходимые значения излучения ясного неба. Зондирование рассчитывается с верхней границы облачности (давление облаков больше или равно 780 гПа) и далее.</w:t>
             </w:r>
           </w:p>
         </w:tc>
@@ -14576,7 +14576,7 @@
                 <w:b w:val="0"/>
                 <w:sz w:val="16"/>
               </w:rPr>
-              <w:t>(см. примечание 11)</w:t>
+              <w:t>Note 30: Траектория над закрытой облаками поверхностью означает, что данные зондирования были получены только из стратосферных данных HIRS, MSU и SSU. Тропосферные данные HIRS не были использованы из-за облачных условий.</w:t>
             </w:r>
           </w:p>
         </w:tc>
@@ -15382,7 +15382,7 @@
                 <w:b w:val="0"/>
                 <w:sz w:val="16"/>
               </w:rPr>
-              <w:t>(см. примечание 12)</w:t>
+              <w:t>Note 9: (См. общую кодовую таблицу С-4)</w:t>
             </w:r>
           </w:p>
         </w:tc>
@@ -15544,7 +15544,7 @@
                 <w:b w:val="0"/>
                 <w:sz w:val="16"/>
               </w:rPr>
-              <w:t>(см. примечание 13)</w:t>
+              <w:t>Note 10: (См. общую кодовую таблицу С-5 в части С/с.)</w:t>
             </w:r>
           </w:p>
         </w:tc>
@@ -15706,7 +15706,7 @@
                 <w:b w:val="0"/>
                 <w:sz w:val="16"/>
               </w:rPr>
-              <w:t>(см. примечание 14)</w:t>
+              <w:t>Note 102: Минимальный уровень сигнала, приемлемый для обработки, например 0,005 В или 5 мВ, или обычно немного выше уровня помехи детектора.</w:t>
             </w:r>
           </w:p>
         </w:tc>
@@ -16673,7 +16673,7 @@
                 <w:b w:val="0"/>
                 <w:sz w:val="16"/>
               </w:rPr>
-              <w:t>(см. примечание 16)</w:t>
+              <w:t>Note 37: Концентрация гидрометеоров в облаке (0 20 130) указывает на количество гидрометеоров в 1 дм3.</w:t>
             </w:r>
           </w:p>
         </w:tc>

--- a/docx/ru/BUFRCREX_TableB_ru_20.docx
+++ b/docx/ru/BUFRCREX_TableB_ru_20.docx
@@ -239,7 +239,7 @@
                 <w:b w:val="0"/>
                 <w:sz w:val="16"/>
               </w:rPr>
-              <w:t>020001</w:t>
+              <w:t>0 20 001</w:t>
             </w:r>
           </w:p>
         </w:tc>
@@ -403,7 +403,7 @@
                 <w:b w:val="0"/>
                 <w:sz w:val="16"/>
               </w:rPr>
-              <w:t>020002</w:t>
+              <w:t>0 20 002</w:t>
             </w:r>
           </w:p>
         </w:tc>
@@ -567,7 +567,7 @@
                 <w:b w:val="0"/>
                 <w:sz w:val="16"/>
               </w:rPr>
-              <w:t>020003</w:t>
+              <w:t>0 20 003</w:t>
             </w:r>
           </w:p>
         </w:tc>
@@ -732,7 +732,7 @@
                 <w:b w:val="0"/>
                 <w:sz w:val="16"/>
               </w:rPr>
-              <w:t>020004</w:t>
+              <w:t>0 20 004</w:t>
             </w:r>
           </w:p>
         </w:tc>
@@ -897,7 +897,7 @@
                 <w:b w:val="0"/>
                 <w:sz w:val="16"/>
               </w:rPr>
-              <w:t>020005</w:t>
+              <w:t>0 20 005</w:t>
             </w:r>
           </w:p>
         </w:tc>
@@ -1062,7 +1062,7 @@
                 <w:b w:val="0"/>
                 <w:sz w:val="16"/>
               </w:rPr>
-              <w:t>020006</w:t>
+              <w:t>0 20 006</w:t>
             </w:r>
           </w:p>
         </w:tc>
@@ -1226,7 +1226,7 @@
                 <w:b w:val="0"/>
                 <w:sz w:val="16"/>
               </w:rPr>
-              <w:t>020008</w:t>
+              <w:t>0 20 008</w:t>
             </w:r>
           </w:p>
         </w:tc>
@@ -1390,7 +1390,7 @@
                 <w:b w:val="0"/>
                 <w:sz w:val="16"/>
               </w:rPr>
-              <w:t>020009</w:t>
+              <w:t>0 20 009</w:t>
             </w:r>
           </w:p>
         </w:tc>
@@ -1554,7 +1554,7 @@
                 <w:b w:val="0"/>
                 <w:sz w:val="16"/>
               </w:rPr>
-              <w:t>020010</w:t>
+              <w:t>0 20 010</w:t>
             </w:r>
           </w:p>
         </w:tc>
@@ -1719,7 +1719,7 @@
                 <w:b w:val="0"/>
                 <w:sz w:val="16"/>
               </w:rPr>
-              <w:t>020011</w:t>
+              <w:t>0 20 011</w:t>
             </w:r>
           </w:p>
         </w:tc>
@@ -1883,7 +1883,7 @@
                 <w:b w:val="0"/>
                 <w:sz w:val="16"/>
               </w:rPr>
-              <w:t>020012</w:t>
+              <w:t>0 20 012</w:t>
             </w:r>
           </w:p>
         </w:tc>
@@ -2047,7 +2047,7 @@
                 <w:b w:val="0"/>
                 <w:sz w:val="16"/>
               </w:rPr>
-              <w:t>020013</w:t>
+              <w:t>0 20 013</w:t>
             </w:r>
           </w:p>
         </w:tc>
@@ -2212,7 +2212,7 @@
                 <w:b w:val="0"/>
                 <w:sz w:val="16"/>
               </w:rPr>
-              <w:t>020014</w:t>
+              <w:t>0 20 014</w:t>
             </w:r>
           </w:p>
         </w:tc>
@@ -2376,7 +2376,7 @@
                 <w:b w:val="0"/>
                 <w:sz w:val="16"/>
               </w:rPr>
-              <w:t>020015</w:t>
+              <w:t>0 20 015</w:t>
             </w:r>
           </w:p>
         </w:tc>
@@ -2540,7 +2540,7 @@
                 <w:b w:val="0"/>
                 <w:sz w:val="16"/>
               </w:rPr>
-              <w:t>020016</w:t>
+              <w:t>0 20 016</w:t>
             </w:r>
           </w:p>
         </w:tc>
@@ -2704,7 +2704,7 @@
                 <w:b w:val="0"/>
                 <w:sz w:val="16"/>
               </w:rPr>
-              <w:t>020017</w:t>
+              <w:t>0 20 017</w:t>
             </w:r>
           </w:p>
         </w:tc>
@@ -2868,7 +2868,7 @@
                 <w:b w:val="0"/>
                 <w:sz w:val="16"/>
               </w:rPr>
-              <w:t>020018</w:t>
+              <w:t>0 20 018</w:t>
             </w:r>
           </w:p>
         </w:tc>
@@ -3032,7 +3032,7 @@
                 <w:b w:val="0"/>
                 <w:sz w:val="16"/>
               </w:rPr>
-              <w:t>020019</w:t>
+              <w:t>0 20 019</w:t>
             </w:r>
           </w:p>
         </w:tc>
@@ -3197,7 +3197,7 @@
                 <w:b w:val="0"/>
                 <w:sz w:val="16"/>
               </w:rPr>
-              <w:t>020020</w:t>
+              <w:t>0 20 020</w:t>
             </w:r>
           </w:p>
         </w:tc>
@@ -3362,7 +3362,7 @@
                 <w:b w:val="0"/>
                 <w:sz w:val="16"/>
               </w:rPr>
-              <w:t>020021</w:t>
+              <w:t>0 20 021</w:t>
             </w:r>
           </w:p>
         </w:tc>
@@ -3526,7 +3526,7 @@
                 <w:b w:val="0"/>
                 <w:sz w:val="16"/>
               </w:rPr>
-              <w:t>020022</w:t>
+              <w:t>0 20 022</w:t>
             </w:r>
           </w:p>
         </w:tc>
@@ -3690,7 +3690,7 @@
                 <w:b w:val="0"/>
                 <w:sz w:val="16"/>
               </w:rPr>
-              <w:t>020023</w:t>
+              <w:t>0 20 023</w:t>
             </w:r>
           </w:p>
         </w:tc>
@@ -3854,7 +3854,7 @@
                 <w:b w:val="0"/>
                 <w:sz w:val="16"/>
               </w:rPr>
-              <w:t>020024</w:t>
+              <w:t>0 20 024</w:t>
             </w:r>
           </w:p>
         </w:tc>
@@ -4018,7 +4018,7 @@
                 <w:b w:val="0"/>
                 <w:sz w:val="16"/>
               </w:rPr>
-              <w:t>020025</w:t>
+              <w:t>0 20 025</w:t>
             </w:r>
           </w:p>
         </w:tc>
@@ -4182,7 +4182,7 @@
                 <w:b w:val="0"/>
                 <w:sz w:val="16"/>
               </w:rPr>
-              <w:t>020026</w:t>
+              <w:t>0 20 026</w:t>
             </w:r>
           </w:p>
         </w:tc>
@@ -4346,7 +4346,7 @@
                 <w:b w:val="0"/>
                 <w:sz w:val="16"/>
               </w:rPr>
-              <w:t>020027</w:t>
+              <w:t>0 20 027</w:t>
             </w:r>
           </w:p>
         </w:tc>
@@ -4510,7 +4510,7 @@
                 <w:b w:val="0"/>
                 <w:sz w:val="16"/>
               </w:rPr>
-              <w:t>020028</w:t>
+              <w:t>0 20 028</w:t>
             </w:r>
           </w:p>
         </w:tc>
@@ -4674,7 +4674,7 @@
                 <w:b w:val="0"/>
                 <w:sz w:val="16"/>
               </w:rPr>
-              <w:t>020029</w:t>
+              <w:t>0 20 029</w:t>
             </w:r>
           </w:p>
         </w:tc>
@@ -4838,7 +4838,7 @@
                 <w:b w:val="0"/>
                 <w:sz w:val="16"/>
               </w:rPr>
-              <w:t>020031</w:t>
+              <w:t>0 20 031</w:t>
             </w:r>
           </w:p>
         </w:tc>
@@ -5002,7 +5002,7 @@
                 <w:b w:val="0"/>
                 <w:sz w:val="16"/>
               </w:rPr>
-              <w:t>020032</w:t>
+              <w:t>0 20 032</w:t>
             </w:r>
           </w:p>
         </w:tc>
@@ -5166,7 +5166,7 @@
                 <w:b w:val="0"/>
                 <w:sz w:val="16"/>
               </w:rPr>
-              <w:t>020033</w:t>
+              <w:t>0 20 033</w:t>
             </w:r>
           </w:p>
         </w:tc>
@@ -5330,7 +5330,7 @@
                 <w:b w:val="0"/>
                 <w:sz w:val="16"/>
               </w:rPr>
-              <w:t>020034</w:t>
+              <w:t>0 20 034</w:t>
             </w:r>
           </w:p>
         </w:tc>
@@ -5494,7 +5494,7 @@
                 <w:b w:val="0"/>
                 <w:sz w:val="16"/>
               </w:rPr>
-              <w:t>020035</w:t>
+              <w:t>0 20 035</w:t>
             </w:r>
           </w:p>
         </w:tc>
@@ -5658,7 +5658,7 @@
                 <w:b w:val="0"/>
                 <w:sz w:val="16"/>
               </w:rPr>
-              <w:t>020036</w:t>
+              <w:t>0 20 036</w:t>
             </w:r>
           </w:p>
         </w:tc>
@@ -5822,7 +5822,7 @@
                 <w:b w:val="0"/>
                 <w:sz w:val="16"/>
               </w:rPr>
-              <w:t>020037</w:t>
+              <w:t>0 20 037</w:t>
             </w:r>
           </w:p>
         </w:tc>
@@ -5986,7 +5986,7 @@
                 <w:b w:val="0"/>
                 <w:sz w:val="16"/>
               </w:rPr>
-              <w:t>020038</w:t>
+              <w:t>0 20 038</w:t>
             </w:r>
           </w:p>
         </w:tc>
@@ -6151,7 +6151,7 @@
                 <w:b w:val="0"/>
                 <w:sz w:val="16"/>
               </w:rPr>
-              <w:t>020039</w:t>
+              <w:t>0 20 039</w:t>
             </w:r>
           </w:p>
         </w:tc>
@@ -6315,7 +6315,7 @@
                 <w:b w:val="0"/>
                 <w:sz w:val="16"/>
               </w:rPr>
-              <w:t>020040</w:t>
+              <w:t>0 20 040</w:t>
             </w:r>
           </w:p>
         </w:tc>
@@ -6479,7 +6479,7 @@
                 <w:b w:val="0"/>
                 <w:sz w:val="16"/>
               </w:rPr>
-              <w:t>020041</w:t>
+              <w:t>0 20 041</w:t>
             </w:r>
           </w:p>
         </w:tc>
@@ -6643,7 +6643,7 @@
                 <w:b w:val="0"/>
                 <w:sz w:val="16"/>
               </w:rPr>
-              <w:t>020042</w:t>
+              <w:t>0 20 042</w:t>
             </w:r>
           </w:p>
         </w:tc>
@@ -6807,7 +6807,7 @@
                 <w:b w:val="0"/>
                 <w:sz w:val="16"/>
               </w:rPr>
-              <w:t>020043</w:t>
+              <w:t>0 20 043</w:t>
             </w:r>
           </w:p>
         </w:tc>
@@ -6971,7 +6971,7 @@
                 <w:b w:val="0"/>
                 <w:sz w:val="16"/>
               </w:rPr>
-              <w:t>020044</w:t>
+              <w:t>0 20 044</w:t>
             </w:r>
           </w:p>
         </w:tc>
@@ -7135,7 +7135,7 @@
                 <w:b w:val="0"/>
                 <w:sz w:val="16"/>
               </w:rPr>
-              <w:t>020045</w:t>
+              <w:t>0 20 045</w:t>
             </w:r>
           </w:p>
         </w:tc>
@@ -7299,7 +7299,7 @@
                 <w:b w:val="0"/>
                 <w:sz w:val="16"/>
               </w:rPr>
-              <w:t>020048</w:t>
+              <w:t>0 20 048</w:t>
             </w:r>
           </w:p>
         </w:tc>
@@ -7463,7 +7463,7 @@
                 <w:b w:val="0"/>
                 <w:sz w:val="16"/>
               </w:rPr>
-              <w:t>020050</w:t>
+              <w:t>0 20 050</w:t>
             </w:r>
           </w:p>
         </w:tc>
@@ -7627,7 +7627,7 @@
                 <w:b w:val="0"/>
                 <w:sz w:val="16"/>
               </w:rPr>
-              <w:t>020051</w:t>
+              <w:t>0 20 051</w:t>
             </w:r>
           </w:p>
         </w:tc>
@@ -7791,7 +7791,7 @@
                 <w:b w:val="0"/>
                 <w:sz w:val="16"/>
               </w:rPr>
-              <w:t>020052</w:t>
+              <w:t>0 20 052</w:t>
             </w:r>
           </w:p>
         </w:tc>
@@ -7955,7 +7955,7 @@
                 <w:b w:val="0"/>
                 <w:sz w:val="16"/>
               </w:rPr>
-              <w:t>020053</w:t>
+              <w:t>0 20 053</w:t>
             </w:r>
           </w:p>
         </w:tc>
@@ -8119,7 +8119,7 @@
                 <w:b w:val="0"/>
                 <w:sz w:val="16"/>
               </w:rPr>
-              <w:t>020054</w:t>
+              <w:t>0 20 054</w:t>
             </w:r>
           </w:p>
         </w:tc>
@@ -8284,7 +8284,7 @@
                 <w:b w:val="0"/>
                 <w:sz w:val="16"/>
               </w:rPr>
-              <w:t>020055</w:t>
+              <w:t>0 20 055</w:t>
             </w:r>
           </w:p>
         </w:tc>
@@ -8448,7 +8448,7 @@
                 <w:b w:val="0"/>
                 <w:sz w:val="16"/>
               </w:rPr>
-              <w:t>020056</w:t>
+              <w:t>0 20 056</w:t>
             </w:r>
           </w:p>
         </w:tc>
@@ -8612,7 +8612,7 @@
                 <w:b w:val="0"/>
                 <w:sz w:val="16"/>
               </w:rPr>
-              <w:t>020058</w:t>
+              <w:t>0 20 058</w:t>
             </w:r>
           </w:p>
         </w:tc>
@@ -8776,7 +8776,7 @@
                 <w:b w:val="0"/>
                 <w:sz w:val="16"/>
               </w:rPr>
-              <w:t>020059</w:t>
+              <w:t>0 20 059</w:t>
             </w:r>
           </w:p>
         </w:tc>
@@ -8940,7 +8940,7 @@
                 <w:b w:val="0"/>
                 <w:sz w:val="16"/>
               </w:rPr>
-              <w:t>020060</w:t>
+              <w:t>0 20 060</w:t>
             </w:r>
           </w:p>
         </w:tc>
@@ -9105,7 +9105,7 @@
                 <w:b w:val="0"/>
                 <w:sz w:val="16"/>
               </w:rPr>
-              <w:t>020061</w:t>
+              <w:t>0 20 061</w:t>
             </w:r>
           </w:p>
         </w:tc>
@@ -9269,7 +9269,7 @@
                 <w:b w:val="0"/>
                 <w:sz w:val="16"/>
               </w:rPr>
-              <w:t>020062</w:t>
+              <w:t>0 20 062</w:t>
             </w:r>
           </w:p>
         </w:tc>
@@ -9433,7 +9433,7 @@
                 <w:b w:val="0"/>
                 <w:sz w:val="16"/>
               </w:rPr>
-              <w:t>020063</w:t>
+              <w:t>0 20 063</w:t>
             </w:r>
           </w:p>
         </w:tc>
@@ -9597,7 +9597,7 @@
                 <w:b w:val="0"/>
                 <w:sz w:val="16"/>
               </w:rPr>
-              <w:t>020065</w:t>
+              <w:t>0 20 065</w:t>
             </w:r>
           </w:p>
         </w:tc>
@@ -9762,7 +9762,7 @@
                 <w:b w:val="0"/>
                 <w:sz w:val="16"/>
               </w:rPr>
-              <w:t>020066</w:t>
+              <w:t>0 20 066</w:t>
             </w:r>
           </w:p>
         </w:tc>
@@ -9926,7 +9926,7 @@
                 <w:b w:val="0"/>
                 <w:sz w:val="16"/>
               </w:rPr>
-              <w:t>020067</w:t>
+              <w:t>0 20 067</w:t>
             </w:r>
           </w:p>
         </w:tc>
@@ -10090,7 +10090,7 @@
                 <w:b w:val="0"/>
                 <w:sz w:val="16"/>
               </w:rPr>
-              <w:t>020070</w:t>
+              <w:t>0 20 070</w:t>
             </w:r>
           </w:p>
         </w:tc>
@@ -10254,7 +10254,7 @@
                 <w:b w:val="0"/>
                 <w:sz w:val="16"/>
               </w:rPr>
-              <w:t>020071</w:t>
+              <w:t>0 20 071</w:t>
             </w:r>
           </w:p>
         </w:tc>
@@ -10418,7 +10418,7 @@
                 <w:b w:val="0"/>
                 <w:sz w:val="16"/>
               </w:rPr>
-              <w:t>020081</w:t>
+              <w:t>0 20 081</w:t>
             </w:r>
           </w:p>
         </w:tc>
@@ -10582,7 +10582,7 @@
                 <w:b w:val="0"/>
                 <w:sz w:val="16"/>
               </w:rPr>
-              <w:t>020082</w:t>
+              <w:t>0 20 082</w:t>
             </w:r>
           </w:p>
         </w:tc>
@@ -10746,7 +10746,7 @@
                 <w:b w:val="0"/>
                 <w:sz w:val="16"/>
               </w:rPr>
-              <w:t>020083</w:t>
+              <w:t>0 20 083</w:t>
             </w:r>
           </w:p>
         </w:tc>
@@ -10910,7 +10910,7 @@
                 <w:b w:val="0"/>
                 <w:sz w:val="16"/>
               </w:rPr>
-              <w:t>020085</w:t>
+              <w:t>0 20 085</w:t>
             </w:r>
           </w:p>
         </w:tc>
@@ -11074,7 +11074,7 @@
                 <w:b w:val="0"/>
                 <w:sz w:val="16"/>
               </w:rPr>
-              <w:t>020086</w:t>
+              <w:t>0 20 086</w:t>
             </w:r>
           </w:p>
         </w:tc>
@@ -11238,7 +11238,7 @@
                 <w:b w:val="0"/>
                 <w:sz w:val="16"/>
               </w:rPr>
-              <w:t>020087</w:t>
+              <w:t>0 20 087</w:t>
             </w:r>
           </w:p>
         </w:tc>
@@ -11402,7 +11402,7 @@
                 <w:b w:val="0"/>
                 <w:sz w:val="16"/>
               </w:rPr>
-              <w:t>020088</w:t>
+              <w:t>0 20 088</w:t>
             </w:r>
           </w:p>
         </w:tc>
@@ -11566,7 +11566,7 @@
                 <w:b w:val="0"/>
                 <w:sz w:val="16"/>
               </w:rPr>
-              <w:t>020089</w:t>
+              <w:t>0 20 089</w:t>
             </w:r>
           </w:p>
         </w:tc>
@@ -11730,7 +11730,7 @@
                 <w:b w:val="0"/>
                 <w:sz w:val="16"/>
               </w:rPr>
-              <w:t>020090</w:t>
+              <w:t>0 20 090</w:t>
             </w:r>
           </w:p>
         </w:tc>
@@ -11894,7 +11894,7 @@
                 <w:b w:val="0"/>
                 <w:sz w:val="16"/>
               </w:rPr>
-              <w:t>020091</w:t>
+              <w:t>0 20 091</w:t>
             </w:r>
           </w:p>
         </w:tc>
@@ -12058,7 +12058,7 @@
                 <w:b w:val="0"/>
                 <w:sz w:val="16"/>
               </w:rPr>
-              <w:t>020092</w:t>
+              <w:t>0 20 092</w:t>
             </w:r>
           </w:p>
         </w:tc>
@@ -12222,7 +12222,7 @@
                 <w:b w:val="0"/>
                 <w:sz w:val="16"/>
               </w:rPr>
-              <w:t>020093</w:t>
+              <w:t>0 20 093</w:t>
             </w:r>
           </w:p>
         </w:tc>
@@ -12386,7 +12386,7 @@
                 <w:b w:val="0"/>
                 <w:sz w:val="16"/>
               </w:rPr>
-              <w:t>020095</w:t>
+              <w:t>0 20 095</w:t>
             </w:r>
           </w:p>
         </w:tc>
@@ -12550,7 +12550,7 @@
                 <w:b w:val="0"/>
                 <w:sz w:val="16"/>
               </w:rPr>
-              <w:t>020096</w:t>
+              <w:t>0 20 096</w:t>
             </w:r>
           </w:p>
         </w:tc>
@@ -12714,7 +12714,7 @@
                 <w:b w:val="0"/>
                 <w:sz w:val="16"/>
               </w:rPr>
-              <w:t>020101</w:t>
+              <w:t>0 20 101</w:t>
             </w:r>
           </w:p>
         </w:tc>
@@ -12878,7 +12878,7 @@
                 <w:b w:val="0"/>
                 <w:sz w:val="16"/>
               </w:rPr>
-              <w:t>020102</w:t>
+              <w:t>0 20 102</w:t>
             </w:r>
           </w:p>
         </w:tc>
@@ -13042,7 +13042,7 @@
                 <w:b w:val="0"/>
                 <w:sz w:val="16"/>
               </w:rPr>
-              <w:t>020103</w:t>
+              <w:t>0 20 103</w:t>
             </w:r>
           </w:p>
         </w:tc>
@@ -13206,7 +13206,7 @@
                 <w:b w:val="0"/>
                 <w:sz w:val="16"/>
               </w:rPr>
-              <w:t>020104</w:t>
+              <w:t>0 20 104</w:t>
             </w:r>
           </w:p>
         </w:tc>
@@ -13370,7 +13370,7 @@
                 <w:b w:val="0"/>
                 <w:sz w:val="16"/>
               </w:rPr>
-              <w:t>020105</w:t>
+              <w:t>0 20 105</w:t>
             </w:r>
           </w:p>
         </w:tc>
@@ -13534,7 +13534,7 @@
                 <w:b w:val="0"/>
                 <w:sz w:val="16"/>
               </w:rPr>
-              <w:t>020106</w:t>
+              <w:t>0 20 106</w:t>
             </w:r>
           </w:p>
         </w:tc>
@@ -13698,7 +13698,7 @@
                 <w:b w:val="0"/>
                 <w:sz w:val="16"/>
               </w:rPr>
-              <w:t>020107</w:t>
+              <w:t>0 20 107</w:t>
             </w:r>
           </w:p>
         </w:tc>
@@ -13862,7 +13862,7 @@
                 <w:b w:val="0"/>
                 <w:sz w:val="16"/>
               </w:rPr>
-              <w:t>020108</w:t>
+              <w:t>0 20 108</w:t>
             </w:r>
           </w:p>
         </w:tc>
@@ -14026,7 +14026,7 @@
                 <w:b w:val="0"/>
                 <w:sz w:val="16"/>
               </w:rPr>
-              <w:t>020111</w:t>
+              <w:t>0 20 111</w:t>
             </w:r>
           </w:p>
         </w:tc>
@@ -14191,7 +14191,7 @@
                 <w:b w:val="0"/>
                 <w:sz w:val="16"/>
               </w:rPr>
-              <w:t>020112</w:t>
+              <w:t>0 20 112</w:t>
             </w:r>
           </w:p>
         </w:tc>
@@ -14356,7 +14356,7 @@
                 <w:b w:val="0"/>
                 <w:sz w:val="16"/>
               </w:rPr>
-              <w:t>020113</w:t>
+              <w:t>0 20 113</w:t>
             </w:r>
           </w:p>
         </w:tc>
@@ -14521,7 +14521,7 @@
                 <w:b w:val="0"/>
                 <w:sz w:val="16"/>
               </w:rPr>
-              <w:t>020114</w:t>
+              <w:t>0 20 114</w:t>
             </w:r>
           </w:p>
         </w:tc>
@@ -14686,7 +14686,7 @@
                 <w:b w:val="0"/>
                 <w:sz w:val="16"/>
               </w:rPr>
-              <w:t>020115</w:t>
+              <w:t>0 20 115</w:t>
             </w:r>
           </w:p>
         </w:tc>
@@ -14851,7 +14851,7 @@
                 <w:b w:val="0"/>
                 <w:sz w:val="16"/>
               </w:rPr>
-              <w:t>020116</w:t>
+              <w:t>0 20 116</w:t>
             </w:r>
           </w:p>
         </w:tc>
@@ -15015,7 +15015,7 @@
                 <w:b w:val="0"/>
                 <w:sz w:val="16"/>
               </w:rPr>
-              <w:t>020117</w:t>
+              <w:t>0 20 117</w:t>
             </w:r>
           </w:p>
         </w:tc>
@@ -15179,7 +15179,7 @@
                 <w:b w:val="0"/>
                 <w:sz w:val="16"/>
               </w:rPr>
-              <w:t>020118</w:t>
+              <w:t>0 20 118</w:t>
             </w:r>
           </w:p>
         </w:tc>
@@ -15343,7 +15343,7 @@
                 <w:b w:val="0"/>
                 <w:sz w:val="16"/>
               </w:rPr>
-              <w:t>020119</w:t>
+              <w:t>0 20 119</w:t>
             </w:r>
           </w:p>
         </w:tc>
@@ -15507,7 +15507,7 @@
                 <w:b w:val="0"/>
                 <w:sz w:val="16"/>
               </w:rPr>
-              <w:t>020121</w:t>
+              <w:t>0 20 121</w:t>
             </w:r>
           </w:p>
         </w:tc>
@@ -15672,7 +15672,7 @@
                 <w:b w:val="0"/>
                 <w:sz w:val="16"/>
               </w:rPr>
-              <w:t>020122</w:t>
+              <w:t>0 20 122</w:t>
             </w:r>
           </w:p>
         </w:tc>
@@ -15837,7 +15837,7 @@
                 <w:b w:val="0"/>
                 <w:sz w:val="16"/>
               </w:rPr>
-              <w:t>020123</w:t>
+              <w:t>0 20 123</w:t>
             </w:r>
           </w:p>
         </w:tc>
@@ -16002,7 +16002,7 @@
                 <w:b w:val="0"/>
                 <w:sz w:val="16"/>
               </w:rPr>
-              <w:t>020124</w:t>
+              <w:t>0 20 124</w:t>
             </w:r>
           </w:p>
         </w:tc>
@@ -16166,7 +16166,7 @@
                 <w:b w:val="0"/>
                 <w:sz w:val="16"/>
               </w:rPr>
-              <w:t>020126</w:t>
+              <w:t>0 20 126</w:t>
             </w:r>
           </w:p>
         </w:tc>
@@ -16330,7 +16330,7 @@
                 <w:b w:val="0"/>
                 <w:sz w:val="16"/>
               </w:rPr>
-              <w:t>020127</w:t>
+              <w:t>0 20 127</w:t>
             </w:r>
           </w:p>
         </w:tc>
@@ -16494,7 +16494,7 @@
                 <w:b w:val="0"/>
                 <w:sz w:val="16"/>
               </w:rPr>
-              <w:t>020128</w:t>
+              <w:t>0 20 128</w:t>
             </w:r>
           </w:p>
         </w:tc>
@@ -16658,7 +16658,7 @@
                 <w:b w:val="0"/>
                 <w:sz w:val="16"/>
               </w:rPr>
-              <w:t>020129</w:t>
+              <w:t>0 20 129</w:t>
             </w:r>
           </w:p>
         </w:tc>
@@ -16822,7 +16822,7 @@
                 <w:b w:val="0"/>
                 <w:sz w:val="16"/>
               </w:rPr>
-              <w:t>020130</w:t>
+              <w:t>0 20 130</w:t>
             </w:r>
           </w:p>
         </w:tc>
@@ -16987,7 +16987,7 @@
                 <w:b w:val="0"/>
                 <w:sz w:val="16"/>
               </w:rPr>
-              <w:t>020131</w:t>
+              <w:t>0 20 131</w:t>
             </w:r>
           </w:p>
         </w:tc>
@@ -17151,7 +17151,7 @@
                 <w:b w:val="0"/>
                 <w:sz w:val="16"/>
               </w:rPr>
-              <w:t>020132</w:t>
+              <w:t>0 20 132</w:t>
             </w:r>
           </w:p>
         </w:tc>
@@ -17315,7 +17315,7 @@
                 <w:b w:val="0"/>
                 <w:sz w:val="16"/>
               </w:rPr>
-              <w:t>020133</w:t>
+              <w:t>0 20 133</w:t>
             </w:r>
           </w:p>
         </w:tc>
@@ -17479,7 +17479,7 @@
                 <w:b w:val="0"/>
                 <w:sz w:val="16"/>
               </w:rPr>
-              <w:t>020135</w:t>
+              <w:t>0 20 135</w:t>
             </w:r>
           </w:p>
         </w:tc>
@@ -17643,7 +17643,7 @@
                 <w:b w:val="0"/>
                 <w:sz w:val="16"/>
               </w:rPr>
-              <w:t>020136</w:t>
+              <w:t>0 20 136</w:t>
             </w:r>
           </w:p>
         </w:tc>
@@ -17807,7 +17807,7 @@
                 <w:b w:val="0"/>
                 <w:sz w:val="16"/>
               </w:rPr>
-              <w:t>020137</w:t>
+              <w:t>0 20 137</w:t>
             </w:r>
           </w:p>
         </w:tc>
@@ -17971,7 +17971,7 @@
                 <w:b w:val="0"/>
                 <w:sz w:val="16"/>
               </w:rPr>
-              <w:t>020138</w:t>
+              <w:t>0 20 138</w:t>
             </w:r>
           </w:p>
         </w:tc>

--- a/docx/ru/BUFRCREX_TableB_ru_20.docx
+++ b/docx/ru/BUFRCREX_TableB_ru_20.docx
@@ -21266,367 +21266,6 @@
         </w:tc>
       </w:tr>
     </w:tbl>
-    <w:p/>
-    <w:p>
-      <w:r>
-        <w:rPr>
-          <w:rFonts w:ascii="Verdana" w:hAnsi="Verdana"/>
-          <w:i/>
-          <w:sz w:val="14"/>
-        </w:rPr>
-        <w:t>Note 23: Значение осадков –0,1 кг·м-2 до масштабирования (–1 после масштабирования или в коде CREX) должно указывать на «следы» осадков (не поддающиеся измерению, менее 0,05 кг·м-2).</w:t>
-      </w:r>
-    </w:p>
-    <w:p>
-      <w:r>
-        <w:rPr>
-          <w:rFonts w:ascii="Verdana" w:hAnsi="Verdana"/>
-          <w:i/>
-          <w:sz w:val="14"/>
-        </w:rPr>
-        <w:t>Note 25: Ранее определенное значение может быть отменено путем передачи «отсутствующего значения» из соответствующей кодовой таблицы или таблицы флагов.</w:t>
-      </w:r>
-    </w:p>
-    <w:p>
-      <w:r>
-        <w:rPr>
-          <w:rFonts w:ascii="Verdana" w:hAnsi="Verdana"/>
-          <w:i/>
-          <w:sz w:val="14"/>
-        </w:rPr>
-        <w:t>Note 27: Все время дается во Всемирном скоординированном времени (ВСВ), если не предусмотрено иного.</w:t>
-      </w:r>
-    </w:p>
-    <w:p>
-      <w:r>
-        <w:rPr>
-          <w:rFonts w:ascii="Verdana" w:hAnsi="Verdana"/>
-          <w:i/>
-          <w:sz w:val="14"/>
-        </w:rPr>
-        <w:t>Note 32: Пеленг или азимут следует использовать только для установленного местоположения и не должен переопределять это местоположение.</w:t>
-      </w:r>
-    </w:p>
-    <w:p>
-      <w:r>
-        <w:rPr>
-          <w:rFonts w:ascii="Verdana" w:hAnsi="Verdana"/>
-          <w:i/>
-          <w:sz w:val="14"/>
-        </w:rPr>
-        <w:t>Note 62: Расстояние следует использовать только для установленного местоположения, а также пеленга, азимута или превышения; оно не должно переопределять это местоположение.</w:t>
-      </w:r>
-    </w:p>
-    <w:p>
-      <w:r>
-        <w:rPr>
-          <w:rFonts w:ascii="Verdana" w:hAnsi="Verdana"/>
-          <w:i/>
-          <w:sz w:val="14"/>
-        </w:rPr>
-        <w:t>Note 63: Приходящей радиации следует присваивать положительные значения.</w:t>
-      </w:r>
-    </w:p>
-    <w:p>
-      <w:r>
-        <w:rPr>
-          <w:rFonts w:ascii="Verdana" w:hAnsi="Verdana"/>
-          <w:i/>
-          <w:sz w:val="14"/>
-        </w:rPr>
-        <w:t>Note 64: Для компонент w, направленных вниз, следует выделять положительные значения с единицами измерения в Па·с-1.</w:t>
-      </w:r>
-    </w:p>
-    <w:p>
-      <w:r>
-        <w:rPr>
-          <w:rFonts w:ascii="Verdana" w:hAnsi="Verdana"/>
-          <w:i/>
-          <w:sz w:val="14"/>
-        </w:rPr>
-        <w:t>Note 66: Увеличение широты с востока на запад следует выражать отрицательным значением.</w:t>
-      </w:r>
-    </w:p>
-    <w:p>
-      <w:r>
-        <w:rPr>
-          <w:rFonts w:ascii="Verdana" w:hAnsi="Verdana"/>
-          <w:i/>
-          <w:sz w:val="14"/>
-        </w:rPr>
-        <w:t>Note 75: Для дескрипторов кода CREX F = B, а не 0.</w:t>
-      </w:r>
-    </w:p>
-    <w:p>
-      <w:r>
-        <w:rPr>
-          <w:rFonts w:ascii="Verdana" w:hAnsi="Verdana"/>
-          <w:i/>
-          <w:sz w:val="14"/>
-        </w:rPr>
-        <w:t>Note 92: Для однозначного различения случаев отсутствия данных и насыщенных пикселей, n-битовые данные об изображении следует кодировать, используя длину данных n+1. Когда такого дескриптора еще нет в классе 30, дескриптор оператора 2 01 YYY следует использовать для изменения длины данных существующей позиции, по мере необходимости.</w:t>
-      </w:r>
-    </w:p>
-    <w:p>
-      <w:r>
-        <w:rPr>
-          <w:rFonts w:ascii="Verdana" w:hAnsi="Verdana"/>
-          <w:i/>
-          <w:sz w:val="14"/>
-        </w:rPr>
-        <w:t>Note 105: Негативные временные периоды или отклонения следует использовать для указания временных периодов или отклонений, предшествующих определенному текущему времени.</w:t>
-      </w:r>
-    </w:p>
-    <w:p>
-      <w:r>
-        <w:rPr>
-          <w:rFonts w:ascii="Verdana" w:hAnsi="Verdana"/>
-          <w:i/>
-          <w:sz w:val="14"/>
-        </w:rPr>
-        <w:t>Note 110: Увеличение широты с севера на юг следует выражать отрицательными значениями.</w:t>
-      </w:r>
-    </w:p>
-    <w:p>
-      <w:r>
-        <w:rPr>
-          <w:rFonts w:ascii="Verdana" w:hAnsi="Verdana"/>
-          <w:i/>
-          <w:sz w:val="14"/>
-        </w:rPr>
-        <w:t>Note 115: Длина данных пикселя может быть изменена с помощью дескриптора 2 01 YYY.</w:t>
-      </w:r>
-    </w:p>
-    <w:p>
-      <w:r>
-        <w:rPr>
-          <w:rFonts w:ascii="Verdana" w:hAnsi="Verdana"/>
-          <w:i/>
-          <w:sz w:val="14"/>
-        </w:rPr>
-        <w:t>Note 121: Некоторые указания ожидаемой точности могут в неявной форме содержаться в ряде элементов данного класса.</w:t>
-      </w:r>
-    </w:p>
-    <w:p>
-      <w:r>
-        <w:rPr>
-          <w:rFonts w:ascii="Verdana" w:hAnsi="Verdana"/>
-          <w:i/>
-          <w:sz w:val="14"/>
-        </w:rPr>
-        <w:t>Note 122: Южную широту следует выражать отрицательными значениями.</w:t>
-      </w:r>
-    </w:p>
-    <w:p>
-      <w:r>
-        <w:rPr>
-          <w:rFonts w:ascii="Verdana" w:hAnsi="Verdana"/>
-          <w:i/>
-          <w:sz w:val="14"/>
-        </w:rPr>
-        <w:t>Note 123: Для компонент v, направленных с юга на север, следует выделять положительные значения.</w:t>
-      </w:r>
-    </w:p>
-    <w:p>
-      <w:r>
-        <w:rPr>
-          <w:rFonts w:ascii="Verdana" w:hAnsi="Verdana"/>
-          <w:i/>
-          <w:sz w:val="14"/>
-        </w:rPr>
-        <w:t>Note 126: Направление приземного ветра, измеренное на станции в пределах 1° от Северного полюса или в пределах 1° от Южного полюса, следует сообщать таким образом, чтобы азимутальный круг был выровнен с нулем прибора, соответствуя 0° по Гринвичскому меридиану.</w:t>
-      </w:r>
-    </w:p>
-    <w:p>
-      <w:r>
-        <w:rPr>
-          <w:rFonts w:ascii="Verdana" w:hAnsi="Verdana"/>
-          <w:i/>
-          <w:sz w:val="14"/>
-        </w:rPr>
-        <w:t>Note 140: Размер элемента изображения на горизонтали — 1 приводится в положении, где масштабный коэффициент карты равен единице.</w:t>
-      </w:r>
-    </w:p>
-    <w:p>
-      <w:r>
-        <w:rPr>
-          <w:rFonts w:ascii="Verdana" w:hAnsi="Verdana"/>
-          <w:i/>
-          <w:sz w:val="14"/>
-        </w:rPr>
-        <w:t>Note 141: Размер элемента изображения на горизонтали — 2 указывается в положении, где масштабный коэффициент карты равен единице.</w:t>
-      </w:r>
-    </w:p>
-    <w:p>
-      <w:r>
-        <w:rPr>
-          <w:rFonts w:ascii="Verdana" w:hAnsi="Verdana"/>
-          <w:i/>
-          <w:sz w:val="14"/>
-        </w:rPr>
-        <w:t>Note 145: Значение временных периодов или отклонений может быть указано с использованием значений времени в коде, соответствующем табличной ссылке 0 08 021.</w:t>
-      </w:r>
-    </w:p>
-    <w:p>
-      <w:r>
-        <w:rPr>
-          <w:rFonts w:ascii="Verdana" w:hAnsi="Verdana"/>
-          <w:i/>
-          <w:sz w:val="14"/>
-        </w:rPr>
-        <w:t>Note 149: При использовании с прогнозируемыми величинами временное местоположение должно указывать время исходного состояния или начала для прогностического периода; при использовании с множеством средних прогностических значений временное местоположение должно указывать исходное состояние или начало первого прогноза, по которому получены множественные средние.</w:t>
-      </w:r>
-    </w:p>
-    <w:p>
-      <w:r>
-        <w:rPr>
-          <w:rFonts w:ascii="Verdana" w:hAnsi="Verdana"/>
-          <w:i/>
-          <w:sz w:val="14"/>
-        </w:rPr>
-        <w:t>Note 155: В данный класс могут также войти элементы, относящиеся к процедурам наблюдений.</w:t>
-      </w:r>
-    </w:p>
-    <w:p>
-      <w:r>
-        <w:rPr>
-          <w:rFonts w:ascii="Verdana" w:hAnsi="Verdana"/>
-          <w:i/>
-          <w:sz w:val="14"/>
-        </w:rPr>
-        <w:t>Note 156: Данный класс должен содержать элементы описания приборов, используемых для получения сообщаемых метеорологических элементов.</w:t>
-      </w:r>
-    </w:p>
-    <w:p>
-      <w:r>
-        <w:rPr>
-          <w:rFonts w:ascii="Verdana" w:hAnsi="Verdana"/>
-          <w:i/>
-          <w:sz w:val="14"/>
-        </w:rPr>
-        <w:t>Note 158: Прежде чем использовать временные периоды или отклонения и временные инкременты, необходимо определить исходное временное местоположение, за которым, по мере необходимости, следует определение значимости времени.</w:t>
-      </w:r>
-    </w:p>
-    <w:p>
-      <w:r>
-        <w:rPr>
-          <w:rFonts w:ascii="Verdana" w:hAnsi="Verdana"/>
-          <w:i/>
-          <w:sz w:val="14"/>
-        </w:rPr>
-        <w:t>Note 160: Уходящей радиации следует присваивать отрицательные значения.</w:t>
-      </w:r>
-    </w:p>
-    <w:p>
-      <w:r>
-        <w:rPr>
-          <w:rFonts w:ascii="Verdana" w:hAnsi="Verdana"/>
-          <w:i/>
-          <w:sz w:val="14"/>
-        </w:rPr>
-        <w:t>Note 161: Для компонент w, направленных вверх, следует выделять положительные значения с единицами измерения в м·с-1.</w:t>
-      </w:r>
-    </w:p>
-    <w:p>
-      <w:r>
-        <w:rPr>
-          <w:rFonts w:ascii="Verdana" w:hAnsi="Verdana"/>
-          <w:i/>
-          <w:sz w:val="14"/>
-        </w:rPr>
-        <w:t>Note 162: Пригодные диапазоны, использованные выше: 1011–1019 Бк для выбросов; 10-2–107 Бк и 10-2–107 мЗв для концентраций и доз.</w:t>
-      </w:r>
-    </w:p>
-    <w:p>
-      <w:r>
-        <w:rPr>
-          <w:rFonts w:ascii="Verdana" w:hAnsi="Verdana"/>
-          <w:i/>
-          <w:sz w:val="14"/>
-        </w:rPr>
-        <w:t>Note 163: Величины широты и приращений широты ограничены диапазоном от –90 до +90 градусов.</w:t>
-      </w:r>
-    </w:p>
-    <w:p>
-      <w:r>
-        <w:rPr>
-          <w:rFonts w:ascii="Verdana" w:hAnsi="Verdana"/>
-          <w:i/>
-          <w:sz w:val="14"/>
-        </w:rPr>
-        <w:t>Note 164: Величины долготы ограничены диапазоном от –180 до +180 градусов.</w:t>
-      </w:r>
-    </w:p>
-    <w:p>
-      <w:r>
-        <w:rPr>
-          <w:rFonts w:ascii="Verdana" w:hAnsi="Verdana"/>
-          <w:i/>
-          <w:sz w:val="14"/>
-        </w:rPr>
-        <w:t>Note 165: Вертикальные элементы и давление следует использовать для определения значений этих элементов независимо от элемента или переменной, означающей вертикальную координату.</w:t>
-      </w:r>
-    </w:p>
-    <w:p>
-      <w:r>
-        <w:rPr>
-          <w:rFonts w:ascii="Verdana" w:hAnsi="Verdana"/>
-          <w:i/>
-          <w:sz w:val="14"/>
-        </w:rPr>
-        <w:t>Note 166: Западная долгота выражается отрицательными величинами.</w:t>
-      </w:r>
-    </w:p>
-    <w:p>
-      <w:r>
-        <w:rPr>
-          <w:rFonts w:ascii="Verdana" w:hAnsi="Verdana"/>
-          <w:i/>
-          <w:sz w:val="14"/>
-        </w:rPr>
-        <w:t>Note 167: Для компонент u, направленных с запада на восток, следует выделять положительные значения.</w:t>
-      </w:r>
-    </w:p>
-    <w:p>
-      <w:r>
-        <w:rPr>
-          <w:rFonts w:ascii="Verdana" w:hAnsi="Verdana"/>
-          <w:i/>
-          <w:sz w:val="14"/>
-        </w:rPr>
-        <w:t>Note 176: Там, где в колонку «НАЗВАНИЕ ЭЛЕМЕНТА» вводится выражение «на указанной высоте и за указанный период», соответствующее вертикальное местоположение должно быть определено с использованием дескрипторов из класса 07 совместно с соответствующим периодом с использованием дескрипторов из класса 04.</w:t>
-      </w:r>
-    </w:p>
-    <w:p>
-      <w:r>
-        <w:rPr>
-          <w:rFonts w:ascii="Verdana" w:hAnsi="Verdana"/>
-          <w:i/>
-          <w:sz w:val="14"/>
-        </w:rPr>
-        <w:t>Note 178: Там, где величины суммируются или усредняются (например, за временной период), общее число значений, из которых получается сумма или среднее значение, может быть представлено с использованием ссылки 0 08 022.</w:t>
-      </w:r>
-    </w:p>
-    <w:p>
-      <w:r>
-        <w:rPr>
-          <w:rFonts w:ascii="Verdana" w:hAnsi="Verdana"/>
-          <w:i/>
-          <w:sz w:val="14"/>
-        </w:rPr>
-        <w:t>Note 179: Стандарты ветровых данных: Скорость Направление; Наблюдение отсутствует Отсутствует Отсутствует; Штиль 0 0; Обычное наблюдение &gt;0 1°–360°; Только скорость &gt;0 Отсутствует; Только направление Отсутствует 1°–360°; «Слабый и переменный» &gt;0 0</w:t>
-      </w:r>
-    </w:p>
-    <w:p>
-      <w:r>
-        <w:rPr>
-          <w:rFonts w:ascii="Verdana" w:hAnsi="Verdana"/>
-          <w:i/>
-          <w:sz w:val="14"/>
-        </w:rPr>
-        <w:t>Note 180: Стандарты сообщения о ветровых волнах и волнении: Наблюдения Скорость Направление; Нет наблюдений Отсутствует Отсутствует; Штиль 0 0; Обычное наблюдение &gt;0 1–360; Только скорость &gt;0 Отсутствует; Только направление Отсутствует 1–360; «Легкий и переменный» &gt;0 0</w:t>
-      </w:r>
-    </w:p>
     <w:sectPr>
       <w:pgSz w:w="16838" w:h="11906" w:orient="landscape"/>
       <w:pgMar w:top="850" w:right="850" w:bottom="850" w:left="850" w:header="720" w:footer="720" w:gutter="0"/>
